--- a/internal_doc/03.开发设计/Doc-SequoiaDB网络安全.docx
+++ b/internal_doc/03.开发设计/Doc-SequoiaDB网络安全.docx
@@ -6,43 +6,129 @@
       <w:pPr>
         <w:pStyle w:val="Heading2"/>
         <w:jc w:val="center"/>
+      </w:pPr>
+      <w:r>
         <w:rPr>
           <w:rFonts w:hint="eastAsia"/>
         </w:rPr>
-      </w:pPr>
+        <w:t>网络安全</w:t>
+      </w:r>
+    </w:p>
+    <w:p>
+      <w:pPr>
+        <w:pStyle w:val="PlainText"/>
+        <w:rPr>
+          <w:rFonts w:hAnsi="宋体" w:cs="宋体"/>
+          <w:sz w:val="24"/>
+          <w:szCs w:val="24"/>
+        </w:rPr>
+      </w:pPr>
+      <w:proofErr w:type="spellStart"/>
+      <w:r>
+        <w:rPr>
+          <w:rFonts w:hAnsi="宋体" w:cs="宋体" w:hint="eastAsia"/>
+          <w:sz w:val="24"/>
+          <w:szCs w:val="24"/>
+        </w:rPr>
+        <w:t>SequoiaDB</w:t>
+      </w:r>
+      <w:proofErr w:type="spellEnd"/>
+      <w:r>
+        <w:rPr>
+          <w:rFonts w:hAnsi="宋体" w:cs="宋体" w:hint="eastAsia"/>
+          <w:sz w:val="24"/>
+          <w:szCs w:val="24"/>
+        </w:rPr>
+        <w:t>通过配置可以支持SSL。</w:t>
+      </w:r>
+      <w:proofErr w:type="spellStart"/>
+      <w:r>
+        <w:rPr>
+          <w:rFonts w:hAnsi="宋体" w:cs="宋体" w:hint="eastAsia"/>
+          <w:sz w:val="24"/>
+          <w:szCs w:val="24"/>
+        </w:rPr>
+        <w:t>SequoiaDB</w:t>
+      </w:r>
+      <w:proofErr w:type="spellEnd"/>
+      <w:r>
+        <w:rPr>
+          <w:rFonts w:hAnsi="宋体" w:cs="宋体" w:hint="eastAsia"/>
+          <w:sz w:val="24"/>
+          <w:szCs w:val="24"/>
+        </w:rPr>
+        <w:t>客户端和</w:t>
+      </w:r>
+      <w:proofErr w:type="spellStart"/>
+      <w:r>
+        <w:rPr>
+          <w:rFonts w:hAnsi="宋体" w:cs="宋体" w:hint="eastAsia"/>
+          <w:sz w:val="24"/>
+          <w:szCs w:val="24"/>
+        </w:rPr>
+        <w:t>sequoiadb</w:t>
+      </w:r>
+      <w:proofErr w:type="spellEnd"/>
+      <w:r>
+        <w:rPr>
+          <w:rFonts w:hAnsi="宋体" w:cs="宋体" w:hint="eastAsia"/>
+          <w:sz w:val="24"/>
+          <w:szCs w:val="24"/>
+        </w:rPr>
+        <w:t>实例直接可以使用SSL加密连接。</w:t>
+      </w:r>
+    </w:p>
+    <w:p>
+      <w:pPr>
+        <w:pStyle w:val="PlainText"/>
+        <w:rPr>
+          <w:rFonts w:hAnsi="宋体" w:cs="宋体"/>
+        </w:rPr>
+      </w:pPr>
+    </w:p>
+    <w:p>
+      <w:pPr>
+        <w:pStyle w:val="Heading3"/>
+      </w:pPr>
+      <w:proofErr w:type="spellStart"/>
       <w:r>
         <w:rPr>
           <w:rFonts w:hint="eastAsia"/>
         </w:rPr>
-        <w:t>网络安全</w:t>
-      </w:r>
-    </w:p>
-    <w:p>
-      <w:pPr>
-        <w:pStyle w:val="PlainText"/>
-        <w:rPr>
-          <w:rFonts w:hAnsi="宋体" w:cs="宋体" w:hint="eastAsia"/>
-          <w:sz w:val="24"/>
-          <w:szCs w:val="24"/>
-        </w:rPr>
-      </w:pPr>
-      <w:proofErr w:type="spellStart"/>
-      <w:r>
-        <w:rPr>
-          <w:rFonts w:hAnsi="宋体" w:cs="宋体" w:hint="eastAsia"/>
-          <w:sz w:val="24"/>
-          <w:szCs w:val="24"/>
-        </w:rPr>
         <w:t>SequoiaDB</w:t>
       </w:r>
       <w:proofErr w:type="spellEnd"/>
       <w:r>
         <w:rPr>
-          <w:rFonts w:hAnsi="宋体" w:cs="宋体" w:hint="eastAsia"/>
-          <w:sz w:val="24"/>
-          <w:szCs w:val="24"/>
-        </w:rPr>
-        <w:t>通过配置可以支持SSL。</w:t>
+          <w:rFonts w:hint="eastAsia"/>
+        </w:rPr>
+        <w:t>支持</w:t>
+      </w:r>
+    </w:p>
+    <w:p>
+      <w:pPr>
+        <w:pStyle w:val="PlainText"/>
+        <w:rPr>
+          <w:rFonts w:hAnsi="宋体" w:cs="宋体"/>
+          <w:sz w:val="24"/>
+          <w:szCs w:val="24"/>
+        </w:rPr>
+      </w:pPr>
+      <w:r>
+        <w:rPr>
+          <w:rFonts w:hAnsi="宋体" w:cs="宋体" w:hint="eastAsia"/>
+          <w:sz w:val="24"/>
+          <w:szCs w:val="24"/>
+        </w:rPr>
+        <w:t>若</w:t>
+      </w:r>
+      <w:r>
+        <w:rPr>
+          <w:rFonts w:hAnsi="宋体" w:cs="宋体" w:hint="eastAsia"/>
+          <w:sz w:val="24"/>
+          <w:szCs w:val="24"/>
+        </w:rPr>
+        <w:t>要使用SSL加密连接，需要</w:t>
       </w:r>
       <w:proofErr w:type="spellStart"/>
       <w:r>
@@ -60,306 +146,208 @@
           <w:sz w:val="24"/>
           <w:szCs w:val="24"/>
         </w:rPr>
-        <w:t>客户端和</w:t>
-      </w:r>
-      <w:proofErr w:type="spellStart"/>
-      <w:r>
-        <w:rPr>
-          <w:rFonts w:hAnsi="宋体" w:cs="宋体" w:hint="eastAsia"/>
-          <w:sz w:val="24"/>
-          <w:szCs w:val="24"/>
+        <w:t xml:space="preserve"> 1.12</w:t>
+      </w:r>
+      <w:r>
+        <w:rPr>
+          <w:rFonts w:hAnsi="宋体" w:cs="宋体" w:hint="eastAsia"/>
+          <w:sz w:val="24"/>
+          <w:szCs w:val="24"/>
+        </w:rPr>
+        <w:t>或之后的版本</w:t>
+      </w:r>
+      <w:r>
+        <w:rPr>
+          <w:rFonts w:hAnsi="宋体" w:cs="宋体" w:hint="eastAsia"/>
+          <w:sz w:val="24"/>
+          <w:szCs w:val="24"/>
+        </w:rPr>
+        <w:t>。</w:t>
+      </w:r>
+    </w:p>
+    <w:p>
+      <w:pPr>
+        <w:pStyle w:val="PlainText"/>
+        <w:rPr>
+          <w:rFonts w:hAnsi="宋体" w:cs="宋体"/>
+          <w:sz w:val="24"/>
+          <w:szCs w:val="24"/>
+        </w:rPr>
+      </w:pPr>
+      <w:r>
+        <w:rPr>
+          <w:rFonts w:hAnsi="宋体" w:cs="宋体" w:hint="eastAsia"/>
+          <w:sz w:val="24"/>
+          <w:szCs w:val="24"/>
+        </w:rPr>
+        <w:t>目前</w:t>
+      </w:r>
+      <w:r>
+        <w:rPr>
+          <w:rFonts w:hAnsi="宋体" w:cs="宋体" w:hint="eastAsia"/>
+          <w:sz w:val="24"/>
+          <w:szCs w:val="24"/>
+        </w:rPr>
+        <w:t>该特性仅限于</w:t>
+      </w:r>
+      <w:proofErr w:type="spellStart"/>
+      <w:r>
+        <w:rPr>
+          <w:rFonts w:hAnsi="宋体" w:cs="宋体" w:hint="eastAsia"/>
+          <w:sz w:val="24"/>
+          <w:szCs w:val="24"/>
+        </w:rPr>
+        <w:t>SequoiaDB</w:t>
+      </w:r>
+      <w:proofErr w:type="spellEnd"/>
+      <w:r>
+        <w:rPr>
+          <w:rFonts w:hAnsi="宋体" w:cs="宋体" w:hint="eastAsia"/>
+          <w:sz w:val="24"/>
+          <w:szCs w:val="24"/>
+        </w:rPr>
+        <w:t>企业版，</w:t>
+      </w:r>
+      <w:r>
+        <w:rPr>
+          <w:rFonts w:hAnsi="宋体" w:cs="宋体" w:hint="eastAsia"/>
+          <w:sz w:val="24"/>
+          <w:szCs w:val="24"/>
+        </w:rPr>
+        <w:t>社区版暂</w:t>
+      </w:r>
+      <w:r>
+        <w:rPr>
+          <w:rFonts w:hAnsi="宋体" w:cs="宋体" w:hint="eastAsia"/>
+          <w:sz w:val="24"/>
+          <w:szCs w:val="24"/>
+        </w:rPr>
+        <w:t>不支持。</w:t>
+      </w:r>
+    </w:p>
+    <w:p>
+      <w:pPr>
+        <w:pStyle w:val="PlainText"/>
+        <w:rPr>
+          <w:rFonts w:hAnsi="宋体" w:cs="宋体"/>
+        </w:rPr>
+      </w:pPr>
+    </w:p>
+    <w:p>
+      <w:pPr>
+        <w:pStyle w:val="Heading3"/>
+      </w:pPr>
+      <w:r>
+        <w:rPr>
+          <w:rFonts w:hint="eastAsia"/>
+        </w:rPr>
+        <w:t>客户端支持</w:t>
+      </w:r>
+    </w:p>
+    <w:p>
+      <w:pPr>
+        <w:pStyle w:val="PlainText"/>
+        <w:rPr>
+          <w:rFonts w:hAnsi="宋体" w:cs="宋体"/>
+          <w:sz w:val="24"/>
+          <w:szCs w:val="24"/>
+        </w:rPr>
+      </w:pPr>
+      <w:r>
+        <w:rPr>
+          <w:rFonts w:hAnsi="宋体" w:cs="宋体" w:hint="eastAsia"/>
+          <w:sz w:val="24"/>
+          <w:szCs w:val="24"/>
+        </w:rPr>
+        <w:t>所有官方支持的客户端驱动都支持SSL，包括C、C++、Java、Python、C#、PHP</w:t>
+      </w:r>
+      <w:r>
+        <w:rPr>
+          <w:rFonts w:hAnsi="宋体" w:cs="宋体" w:hint="eastAsia"/>
+          <w:sz w:val="24"/>
+          <w:szCs w:val="24"/>
+        </w:rPr>
+        <w:t>、</w:t>
+      </w:r>
+      <w:r>
+        <w:rPr>
+          <w:rFonts w:hAnsi="宋体" w:cs="宋体" w:hint="eastAsia"/>
+          <w:sz w:val="24"/>
+          <w:szCs w:val="24"/>
+        </w:rPr>
+        <w:t>REST API</w:t>
+      </w:r>
+      <w:r>
+        <w:rPr>
+          <w:rFonts w:hAnsi="宋体" w:cs="宋体" w:hint="eastAsia"/>
+          <w:sz w:val="24"/>
+          <w:szCs w:val="24"/>
+        </w:rPr>
+        <w:t>及</w:t>
+      </w:r>
+      <w:proofErr w:type="spellStart"/>
+      <w:r>
+        <w:rPr>
+          <w:rFonts w:hAnsi="宋体" w:cs="宋体" w:hint="eastAsia"/>
+          <w:sz w:val="24"/>
+          <w:szCs w:val="24"/>
+        </w:rPr>
+        <w:t>sdb</w:t>
+      </w:r>
+      <w:proofErr w:type="spellEnd"/>
+      <w:r>
+        <w:rPr>
+          <w:rFonts w:hAnsi="宋体" w:cs="宋体" w:hint="eastAsia"/>
+          <w:sz w:val="24"/>
+          <w:szCs w:val="24"/>
+        </w:rPr>
+        <w:t xml:space="preserve"> shell</w:t>
+      </w:r>
+      <w:r>
+        <w:rPr>
+          <w:rFonts w:hAnsi="宋体" w:cs="宋体" w:hint="eastAsia"/>
+          <w:sz w:val="24"/>
+          <w:szCs w:val="24"/>
+        </w:rPr>
+        <w:t>。</w:t>
+      </w:r>
+    </w:p>
+    <w:p>
+      <w:pPr>
+        <w:pStyle w:val="PlainText"/>
+        <w:rPr>
+          <w:rFonts w:hAnsi="宋体" w:cs="宋体"/>
+        </w:rPr>
+      </w:pPr>
+    </w:p>
+    <w:p>
+      <w:pPr>
+        <w:pStyle w:val="Heading3"/>
+      </w:pPr>
+      <w:r>
+        <w:rPr>
+          <w:rFonts w:hint="eastAsia"/>
+        </w:rPr>
+        <w:t>配置</w:t>
+      </w:r>
+      <w:proofErr w:type="spellStart"/>
+      <w:r>
+        <w:rPr>
+          <w:rFonts w:hint="eastAsia"/>
         </w:rPr>
         <w:t>sequoiadb</w:t>
       </w:r>
       <w:proofErr w:type="spellEnd"/>
       <w:r>
         <w:rPr>
-          <w:rFonts w:hAnsi="宋体" w:cs="宋体" w:hint="eastAsia"/>
-          <w:sz w:val="24"/>
-          <w:szCs w:val="24"/>
-        </w:rPr>
-        <w:t>实例直接可以使用SSL加密连接。</w:t>
-      </w:r>
-    </w:p>
-    <w:p>
-      <w:pPr>
-        <w:pStyle w:val="PlainText"/>
-        <w:rPr>
-          <w:rFonts w:hAnsi="宋体" w:cs="宋体" w:hint="eastAsia"/>
-        </w:rPr>
-      </w:pPr>
-    </w:p>
-    <w:p>
-      <w:pPr>
-        <w:pStyle w:val="Heading3"/>
-        <w:rPr>
           <w:rFonts w:hint="eastAsia"/>
         </w:rPr>
-      </w:pPr>
-      <w:proofErr w:type="spellStart"/>
+        <w:t>使用</w:t>
+      </w:r>
       <w:r>
         <w:rPr>
           <w:rFonts w:hint="eastAsia"/>
         </w:rPr>
-        <w:t>SequoiaDB</w:t>
-      </w:r>
-      <w:proofErr w:type="spellEnd"/>
-      <w:r>
-        <w:rPr>
-          <w:rFonts w:hint="eastAsia"/>
-        </w:rPr>
-        <w:t>支持</w:t>
-      </w:r>
-    </w:p>
-    <w:p>
-      <w:pPr>
-        <w:pStyle w:val="PlainText"/>
-        <w:rPr>
-          <w:rFonts w:hAnsi="宋体" w:cs="宋体" w:hint="eastAsia"/>
-          <w:sz w:val="24"/>
-          <w:szCs w:val="24"/>
-        </w:rPr>
-      </w:pPr>
-      <w:r>
-        <w:rPr>
-          <w:rFonts w:hAnsi="宋体" w:cs="宋体" w:hint="eastAsia"/>
-          <w:sz w:val="24"/>
-          <w:szCs w:val="24"/>
-        </w:rPr>
-        <w:t>若</w:t>
-      </w:r>
-      <w:r>
-        <w:rPr>
-          <w:rFonts w:hAnsi="宋体" w:cs="宋体" w:hint="eastAsia"/>
-          <w:sz w:val="24"/>
-          <w:szCs w:val="24"/>
-        </w:rPr>
-        <w:t>要使用SSL加密连接，需要</w:t>
-      </w:r>
-      <w:proofErr w:type="spellStart"/>
-      <w:r>
-        <w:rPr>
-          <w:rFonts w:hAnsi="宋体" w:cs="宋体" w:hint="eastAsia"/>
-          <w:sz w:val="24"/>
-          <w:szCs w:val="24"/>
-        </w:rPr>
-        <w:t>SequoiaDB</w:t>
-      </w:r>
-      <w:proofErr w:type="spellEnd"/>
-      <w:r>
-        <w:rPr>
-          <w:rFonts w:hAnsi="宋体" w:cs="宋体" w:hint="eastAsia"/>
-          <w:sz w:val="24"/>
-          <w:szCs w:val="24"/>
-        </w:rPr>
-        <w:t xml:space="preserve"> 1.12</w:t>
-      </w:r>
-      <w:r>
-        <w:rPr>
-          <w:rFonts w:hAnsi="宋体" w:cs="宋体" w:hint="eastAsia"/>
-          <w:sz w:val="24"/>
-          <w:szCs w:val="24"/>
-        </w:rPr>
-        <w:t>或之后的版本</w:t>
-      </w:r>
-      <w:r>
-        <w:rPr>
-          <w:rFonts w:hAnsi="宋体" w:cs="宋体" w:hint="eastAsia"/>
-          <w:sz w:val="24"/>
-          <w:szCs w:val="24"/>
-        </w:rPr>
-        <w:t>。</w:t>
-      </w:r>
-    </w:p>
-    <w:p>
-      <w:pPr>
-        <w:pStyle w:val="PlainText"/>
-        <w:rPr>
-          <w:rFonts w:hAnsi="宋体" w:cs="宋体" w:hint="eastAsia"/>
-          <w:sz w:val="24"/>
-          <w:szCs w:val="24"/>
-        </w:rPr>
-      </w:pPr>
-      <w:r>
-        <w:rPr>
-          <w:rFonts w:hAnsi="宋体" w:cs="宋体" w:hint="eastAsia"/>
-          <w:sz w:val="24"/>
-          <w:szCs w:val="24"/>
-        </w:rPr>
-        <w:t>目前</w:t>
-      </w:r>
-      <w:r>
-        <w:rPr>
-          <w:rFonts w:hAnsi="宋体" w:cs="宋体" w:hint="eastAsia"/>
-          <w:sz w:val="24"/>
-          <w:szCs w:val="24"/>
-        </w:rPr>
-        <w:t>该特性仅限于</w:t>
-      </w:r>
-      <w:proofErr w:type="spellStart"/>
-      <w:r>
-        <w:rPr>
-          <w:rFonts w:hAnsi="宋体" w:cs="宋体" w:hint="eastAsia"/>
-          <w:sz w:val="24"/>
-          <w:szCs w:val="24"/>
-        </w:rPr>
-        <w:t>SequoiaDB</w:t>
-      </w:r>
-      <w:proofErr w:type="spellEnd"/>
-      <w:r>
-        <w:rPr>
-          <w:rFonts w:hAnsi="宋体" w:cs="宋体" w:hint="eastAsia"/>
-          <w:sz w:val="24"/>
-          <w:szCs w:val="24"/>
-        </w:rPr>
-        <w:t>企业版，</w:t>
-      </w:r>
-      <w:r>
-        <w:rPr>
-          <w:rFonts w:hAnsi="宋体" w:cs="宋体" w:hint="eastAsia"/>
-          <w:sz w:val="24"/>
-          <w:szCs w:val="24"/>
-        </w:rPr>
-        <w:t>社区版暂</w:t>
-      </w:r>
-      <w:r>
-        <w:rPr>
-          <w:rFonts w:hAnsi="宋体" w:cs="宋体" w:hint="eastAsia"/>
-          <w:sz w:val="24"/>
-          <w:szCs w:val="24"/>
-        </w:rPr>
-        <w:t>不支持。</w:t>
-      </w:r>
-    </w:p>
-    <w:p>
-      <w:pPr>
-        <w:pStyle w:val="PlainText"/>
-        <w:rPr>
-          <w:rFonts w:hAnsi="宋体" w:cs="宋体" w:hint="eastAsia"/>
-        </w:rPr>
-      </w:pPr>
-    </w:p>
-    <w:p>
-      <w:pPr>
-        <w:pStyle w:val="Heading3"/>
-        <w:rPr>
-          <w:rFonts w:hint="eastAsia"/>
-        </w:rPr>
-      </w:pPr>
-      <w:r>
-        <w:rPr>
-          <w:rFonts w:hint="eastAsia"/>
-        </w:rPr>
-        <w:t>客户端支持</w:t>
-      </w:r>
-    </w:p>
-    <w:p>
-      <w:pPr>
-        <w:pStyle w:val="PlainText"/>
-        <w:rPr>
-          <w:rFonts w:hAnsi="宋体" w:cs="宋体" w:hint="eastAsia"/>
-          <w:sz w:val="24"/>
-          <w:szCs w:val="24"/>
-        </w:rPr>
-      </w:pPr>
-      <w:r>
-        <w:rPr>
-          <w:rFonts w:hAnsi="宋体" w:cs="宋体" w:hint="eastAsia"/>
-          <w:sz w:val="24"/>
-          <w:szCs w:val="24"/>
-        </w:rPr>
-        <w:t>所有官方支持的客户端驱动都支持SSL，包括C、C++、Java、Python、C#、PHP</w:t>
-      </w:r>
-      <w:r>
-        <w:rPr>
-          <w:rFonts w:hAnsi="宋体" w:cs="宋体" w:hint="eastAsia"/>
-          <w:sz w:val="24"/>
-          <w:szCs w:val="24"/>
-        </w:rPr>
-        <w:t>、</w:t>
-      </w:r>
-      <w:r>
-        <w:rPr>
-          <w:rFonts w:hAnsi="宋体" w:cs="宋体" w:hint="eastAsia"/>
-          <w:sz w:val="24"/>
-          <w:szCs w:val="24"/>
-        </w:rPr>
-        <w:t>REST API</w:t>
-      </w:r>
-      <w:r>
-        <w:rPr>
-          <w:rFonts w:hAnsi="宋体" w:cs="宋体" w:hint="eastAsia"/>
-          <w:sz w:val="24"/>
-          <w:szCs w:val="24"/>
-        </w:rPr>
-        <w:t>及</w:t>
-      </w:r>
-      <w:proofErr w:type="spellStart"/>
-      <w:r>
-        <w:rPr>
-          <w:rFonts w:hAnsi="宋体" w:cs="宋体" w:hint="eastAsia"/>
-          <w:sz w:val="24"/>
-          <w:szCs w:val="24"/>
-        </w:rPr>
-        <w:t>sdb</w:t>
-      </w:r>
-      <w:proofErr w:type="spellEnd"/>
-      <w:r>
-        <w:rPr>
-          <w:rFonts w:hAnsi="宋体" w:cs="宋体" w:hint="eastAsia"/>
-          <w:sz w:val="24"/>
-          <w:szCs w:val="24"/>
-        </w:rPr>
-        <w:t xml:space="preserve"> shell</w:t>
-      </w:r>
-      <w:r>
-        <w:rPr>
-          <w:rFonts w:hAnsi="宋体" w:cs="宋体" w:hint="eastAsia"/>
-          <w:sz w:val="24"/>
-          <w:szCs w:val="24"/>
-        </w:rPr>
-        <w:t>。</w:t>
-      </w:r>
-    </w:p>
-    <w:p>
-      <w:pPr>
-        <w:pStyle w:val="PlainText"/>
-        <w:rPr>
-          <w:rFonts w:hAnsi="宋体" w:cs="宋体" w:hint="eastAsia"/>
-        </w:rPr>
-      </w:pPr>
-    </w:p>
-    <w:p>
-      <w:pPr>
-        <w:pStyle w:val="Heading3"/>
-        <w:rPr>
-          <w:rFonts w:hint="eastAsia"/>
-        </w:rPr>
-      </w:pPr>
-      <w:r>
-        <w:rPr>
-          <w:rFonts w:hint="eastAsia"/>
-        </w:rPr>
-        <w:t>配置</w:t>
-      </w:r>
-      <w:proofErr w:type="spellStart"/>
-      <w:r>
-        <w:rPr>
-          <w:rFonts w:hint="eastAsia"/>
-        </w:rPr>
-        <w:t>sequoiadb</w:t>
-      </w:r>
-      <w:proofErr w:type="spellEnd"/>
-      <w:r>
-        <w:rPr>
-          <w:rFonts w:hint="eastAsia"/>
-        </w:rPr>
-        <w:t>使用</w:t>
-      </w:r>
-      <w:r>
-        <w:rPr>
-          <w:rFonts w:hint="eastAsia"/>
-        </w:rPr>
         <w:t>SSL</w:t>
       </w:r>
     </w:p>
@@ -367,7 +355,7 @@
       <w:pPr>
         <w:pStyle w:val="PlainText"/>
         <w:rPr>
-          <w:rFonts w:hAnsi="宋体" w:cs="宋体" w:hint="eastAsia"/>
+          <w:rFonts w:hAnsi="宋体" w:cs="宋体"/>
           <w:sz w:val="24"/>
           <w:szCs w:val="24"/>
         </w:rPr>
@@ -431,7 +419,7 @@
           <w:numId w:val="1"/>
         </w:numPr>
         <w:rPr>
-          <w:rFonts w:hAnsi="宋体" w:cs="宋体" w:hint="eastAsia"/>
+          <w:rFonts w:hAnsi="宋体" w:cs="宋体"/>
           <w:sz w:val="24"/>
           <w:szCs w:val="24"/>
         </w:rPr>
@@ -492,7 +480,7 @@
         <w:pStyle w:val="PlainText"/>
         <w:ind w:left="420"/>
         <w:rPr>
-          <w:rFonts w:hAnsi="宋体" w:cs="宋体" w:hint="eastAsia"/>
+          <w:rFonts w:hAnsi="宋体" w:cs="宋体"/>
           <w:sz w:val="24"/>
           <w:szCs w:val="24"/>
         </w:rPr>
@@ -519,7 +507,7 @@
         <w:pStyle w:val="PlainText"/>
         <w:ind w:firstLineChars="200" w:firstLine="480"/>
         <w:rPr>
-          <w:rFonts w:hAnsi="宋体" w:cs="宋体" w:hint="eastAsia"/>
+          <w:rFonts w:hAnsi="宋体" w:cs="宋体"/>
           <w:sz w:val="24"/>
           <w:szCs w:val="24"/>
         </w:rPr>
@@ -567,7 +555,7 @@
       <w:pPr>
         <w:pStyle w:val="PlainText"/>
         <w:rPr>
-          <w:rFonts w:hAnsi="宋体" w:cs="宋体" w:hint="eastAsia"/>
+          <w:rFonts w:hAnsi="宋体" w:cs="宋体"/>
           <w:sz w:val="24"/>
           <w:szCs w:val="24"/>
           <w:u w:val="single"/>
@@ -619,17 +607,17 @@
       <w:pPr>
         <w:pStyle w:val="PlainText"/>
         <w:rPr>
-          <w:rFonts w:hAnsi="宋体" w:cs="宋体" w:hint="eastAsia"/>
-          <w:sz w:val="24"/>
-          <w:szCs w:val="24"/>
-        </w:rPr>
-      </w:pPr>
-    </w:p>
-    <w:p>
-      <w:pPr>
-        <w:pStyle w:val="PlainText"/>
-        <w:rPr>
-          <w:rFonts w:hAnsi="宋体" w:cs="宋体" w:hint="eastAsia"/>
+          <w:rFonts w:hAnsi="宋体" w:cs="宋体"/>
+          <w:sz w:val="24"/>
+          <w:szCs w:val="24"/>
+        </w:rPr>
+      </w:pPr>
+    </w:p>
+    <w:p>
+      <w:pPr>
+        <w:pStyle w:val="PlainText"/>
+        <w:rPr>
+          <w:rFonts w:hAnsi="宋体" w:cs="宋体"/>
           <w:sz w:val="24"/>
           <w:szCs w:val="24"/>
         </w:rPr>
@@ -657,7 +645,7 @@
       <w:pPr>
         <w:pStyle w:val="PlainText"/>
         <w:rPr>
-          <w:rFonts w:hAnsi="宋体" w:cs="宋体" w:hint="eastAsia"/>
+          <w:rFonts w:hAnsi="宋体" w:cs="宋体"/>
           <w:sz w:val="24"/>
           <w:szCs w:val="24"/>
         </w:rPr>
@@ -666,45 +654,76 @@
     <w:p>
       <w:pPr>
         <w:pStyle w:val="Heading3"/>
+      </w:pPr>
+      <w:r>
         <w:rPr>
           <w:rFonts w:hint="eastAsia"/>
         </w:rPr>
-      </w:pPr>
+        <w:t>客户端使用</w:t>
+      </w:r>
       <w:r>
         <w:rPr>
           <w:rFonts w:hint="eastAsia"/>
         </w:rPr>
-        <w:t>客户端使用</w:t>
-      </w:r>
+        <w:t>SSL</w:t>
+      </w:r>
+    </w:p>
+    <w:p>
+      <w:pPr>
+        <w:rPr>
+          <w:rFonts w:hAnsi="宋体" w:cs="宋体"/>
+          <w:sz w:val="24"/>
+          <w:szCs w:val="24"/>
+        </w:rPr>
+      </w:pPr>
       <w:r>
         <w:rPr>
           <w:rFonts w:hint="eastAsia"/>
+          <w:sz w:val="24"/>
+          <w:szCs w:val="24"/>
+        </w:rPr>
+        <w:t>客户端必须与开启</w:t>
+      </w:r>
+      <w:r>
+        <w:rPr>
+          <w:rFonts w:hint="eastAsia"/>
+          <w:sz w:val="24"/>
+          <w:szCs w:val="24"/>
         </w:rPr>
         <w:t>SSL</w:t>
       </w:r>
-    </w:p>
-    <w:p>
-      <w:pPr>
-        <w:rPr>
-          <w:rFonts w:hAnsi="宋体" w:cs="宋体" w:hint="eastAsia"/>
-          <w:sz w:val="24"/>
-          <w:szCs w:val="24"/>
-        </w:rPr>
-      </w:pPr>
       <w:r>
         <w:rPr>
           <w:rFonts w:hint="eastAsia"/>
           <w:sz w:val="24"/>
           <w:szCs w:val="24"/>
         </w:rPr>
-        <w:t>客户端必须与开启</w:t>
-      </w:r>
+        <w:t>的</w:t>
+      </w:r>
+      <w:proofErr w:type="spellStart"/>
       <w:r>
         <w:rPr>
           <w:rFonts w:hint="eastAsia"/>
           <w:sz w:val="24"/>
           <w:szCs w:val="24"/>
         </w:rPr>
+        <w:t>SequoiaDB</w:t>
+      </w:r>
+      <w:proofErr w:type="spellEnd"/>
+      <w:r>
+        <w:rPr>
+          <w:rFonts w:hint="eastAsia"/>
+          <w:sz w:val="24"/>
+          <w:szCs w:val="24"/>
+        </w:rPr>
+        <w:t>配合才能使用</w:t>
+      </w:r>
+      <w:r>
+        <w:rPr>
+          <w:rFonts w:hint="eastAsia"/>
+          <w:sz w:val="24"/>
+          <w:szCs w:val="24"/>
+        </w:rPr>
         <w:t>SSL</w:t>
       </w:r>
       <w:r>
@@ -713,29 +732,19 @@
           <w:sz w:val="24"/>
           <w:szCs w:val="24"/>
         </w:rPr>
-        <w:t>的</w:t>
-      </w:r>
-      <w:proofErr w:type="spellStart"/>
-      <w:r>
-        <w:rPr>
-          <w:rFonts w:hint="eastAsia"/>
-          <w:sz w:val="24"/>
-          <w:szCs w:val="24"/>
-        </w:rPr>
-        <w:t>SequoiaDB</w:t>
-      </w:r>
-      <w:proofErr w:type="spellEnd"/>
-      <w:r>
-        <w:rPr>
-          <w:rFonts w:hint="eastAsia"/>
-          <w:sz w:val="24"/>
-          <w:szCs w:val="24"/>
-        </w:rPr>
-        <w:t>配合才能使用</w:t>
-      </w:r>
-      <w:r>
-        <w:rPr>
-          <w:rFonts w:hint="eastAsia"/>
+        <w:t>加密连接。</w:t>
+      </w:r>
+      <w:r>
+        <w:rPr>
+          <w:rFonts w:hAnsi="宋体" w:cs="宋体" w:hint="eastAsia"/>
+          <w:sz w:val="24"/>
+          <w:szCs w:val="24"/>
+        </w:rPr>
+        <w:t>所有官方支持的客户端驱动都支持</w:t>
+      </w:r>
+      <w:r>
+        <w:rPr>
+          <w:rFonts w:hAnsi="宋体" w:cs="宋体" w:hint="eastAsia"/>
           <w:sz w:val="24"/>
           <w:szCs w:val="24"/>
         </w:rPr>
@@ -743,30 +752,6 @@
       </w:r>
       <w:r>
         <w:rPr>
-          <w:rFonts w:hint="eastAsia"/>
-          <w:sz w:val="24"/>
-          <w:szCs w:val="24"/>
-        </w:rPr>
-        <w:t>加密连接。</w:t>
-      </w:r>
-      <w:r>
-        <w:rPr>
-          <w:rFonts w:hAnsi="宋体" w:cs="宋体" w:hint="eastAsia"/>
-          <w:sz w:val="24"/>
-          <w:szCs w:val="24"/>
-        </w:rPr>
-        <w:t>所有官方支持的客户端驱动都支持</w:t>
-      </w:r>
-      <w:r>
-        <w:rPr>
-          <w:rFonts w:hAnsi="宋体" w:cs="宋体" w:hint="eastAsia"/>
-          <w:sz w:val="24"/>
-          <w:szCs w:val="24"/>
-        </w:rPr>
-        <w:t>SSL</w:t>
-      </w:r>
-      <w:r>
-        <w:rPr>
           <w:rFonts w:hAnsi="宋体" w:cs="宋体" w:hint="eastAsia"/>
           <w:sz w:val="24"/>
           <w:szCs w:val="24"/>
@@ -777,7 +762,6 @@
     <w:p>
       <w:pPr>
         <w:rPr>
-          <w:rFonts w:hint="eastAsia"/>
           <w:sz w:val="24"/>
           <w:szCs w:val="24"/>
         </w:rPr>
@@ -791,7 +775,7 @@
           <w:numId w:val="2"/>
         </w:numPr>
         <w:rPr>
-          <w:rFonts w:hAnsi="宋体" w:cs="宋体" w:hint="eastAsia"/>
+          <w:rFonts w:hAnsi="宋体" w:cs="宋体"/>
           <w:sz w:val="24"/>
           <w:szCs w:val="24"/>
         </w:rPr>
@@ -810,7 +794,7 @@
         <w:pStyle w:val="PlainText"/>
         <w:ind w:left="420"/>
         <w:rPr>
-          <w:rFonts w:hAnsi="宋体" w:cs="宋体" w:hint="eastAsia"/>
+          <w:rFonts w:hAnsi="宋体" w:cs="宋体"/>
           <w:sz w:val="24"/>
           <w:szCs w:val="24"/>
         </w:rPr>
@@ -931,7 +915,7 @@
         <w:pStyle w:val="PlainText"/>
         <w:ind w:left="420"/>
         <w:rPr>
-          <w:rFonts w:hAnsi="宋体" w:cs="宋体" w:hint="eastAsia"/>
+          <w:rFonts w:hAnsi="宋体" w:cs="宋体"/>
           <w:sz w:val="24"/>
           <w:szCs w:val="24"/>
         </w:rPr>
@@ -966,7 +950,7 @@
       <w:pPr>
         <w:pStyle w:val="PlainText"/>
         <w:rPr>
-          <w:rFonts w:hAnsi="宋体" w:cs="宋体" w:hint="eastAsia"/>
+          <w:rFonts w:hAnsi="宋体" w:cs="宋体"/>
           <w:sz w:val="24"/>
           <w:szCs w:val="24"/>
         </w:rPr>
@@ -980,7 +964,7 @@
           <w:numId w:val="2"/>
         </w:numPr>
         <w:rPr>
-          <w:rFonts w:hAnsi="宋体" w:cs="宋体" w:hint="eastAsia"/>
+          <w:rFonts w:hAnsi="宋体" w:cs="宋体"/>
           <w:sz w:val="24"/>
           <w:szCs w:val="24"/>
         </w:rPr>
@@ -1000,7 +984,7 @@
         <w:pStyle w:val="PlainText"/>
         <w:ind w:left="420"/>
         <w:rPr>
-          <w:rFonts w:hAnsi="宋体" w:cs="宋体" w:hint="eastAsia"/>
+          <w:rFonts w:hAnsi="宋体" w:cs="宋体"/>
           <w:sz w:val="24"/>
           <w:szCs w:val="24"/>
         </w:rPr>
@@ -1071,7 +1055,7 @@
         <w:pStyle w:val="PlainText"/>
         <w:ind w:left="420"/>
         <w:rPr>
-          <w:rFonts w:hAnsi="宋体" w:cs="宋体" w:hint="eastAsia"/>
+          <w:rFonts w:hAnsi="宋体" w:cs="宋体"/>
           <w:sz w:val="24"/>
           <w:szCs w:val="24"/>
         </w:rPr>
@@ -1106,7 +1090,7 @@
       <w:pPr>
         <w:pStyle w:val="PlainText"/>
         <w:rPr>
-          <w:rFonts w:hAnsi="宋体" w:cs="宋体" w:hint="eastAsia"/>
+          <w:rFonts w:hAnsi="宋体" w:cs="宋体"/>
           <w:sz w:val="24"/>
           <w:szCs w:val="24"/>
         </w:rPr>
@@ -1120,7 +1104,7 @@
           <w:numId w:val="2"/>
         </w:numPr>
         <w:rPr>
-          <w:rFonts w:hAnsi="宋体" w:cs="宋体" w:hint="eastAsia"/>
+          <w:rFonts w:hAnsi="宋体" w:cs="宋体"/>
           <w:sz w:val="24"/>
           <w:szCs w:val="24"/>
         </w:rPr>
@@ -1139,7 +1123,7 @@
         <w:pStyle w:val="PlainText"/>
         <w:ind w:left="420"/>
         <w:rPr>
-          <w:rFonts w:hAnsi="宋体" w:cs="宋体" w:hint="eastAsia"/>
+          <w:rFonts w:hAnsi="宋体" w:cs="宋体"/>
           <w:bCs/>
           <w:sz w:val="24"/>
           <w:szCs w:val="24"/>
@@ -1248,7 +1232,7 @@
         <w:pStyle w:val="PlainText"/>
         <w:ind w:left="420"/>
         <w:rPr>
-          <w:rFonts w:hAnsi="宋体" w:cs="宋体" w:hint="eastAsia"/>
+          <w:rFonts w:hAnsi="宋体" w:cs="宋体"/>
           <w:bCs/>
           <w:sz w:val="24"/>
           <w:szCs w:val="24"/>
@@ -1287,7 +1271,7 @@
       <w:pPr>
         <w:pStyle w:val="PlainText"/>
         <w:rPr>
-          <w:rFonts w:hAnsi="宋体" w:cs="宋体" w:hint="eastAsia"/>
+          <w:rFonts w:hAnsi="宋体" w:cs="宋体"/>
           <w:sz w:val="24"/>
           <w:szCs w:val="24"/>
         </w:rPr>
@@ -1301,7 +1285,7 @@
           <w:numId w:val="2"/>
         </w:numPr>
         <w:rPr>
-          <w:rFonts w:hAnsi="宋体" w:cs="宋体" w:hint="eastAsia"/>
+          <w:rFonts w:hAnsi="宋体" w:cs="宋体"/>
           <w:sz w:val="24"/>
           <w:szCs w:val="24"/>
         </w:rPr>
@@ -1320,7 +1304,7 @@
         <w:pStyle w:val="PlainText"/>
         <w:ind w:left="420"/>
         <w:rPr>
-          <w:rFonts w:hAnsi="宋体" w:cs="宋体" w:hint="eastAsia"/>
+          <w:rFonts w:hAnsi="宋体" w:cs="宋体"/>
           <w:sz w:val="24"/>
           <w:szCs w:val="24"/>
         </w:rPr>
@@ -1357,7 +1341,7 @@
         <w:pStyle w:val="PlainText"/>
         <w:ind w:left="420"/>
         <w:rPr>
-          <w:rFonts w:hAnsi="宋体" w:cs="宋体" w:hint="eastAsia"/>
+          <w:rFonts w:hAnsi="宋体" w:cs="宋体"/>
           <w:sz w:val="24"/>
           <w:szCs w:val="24"/>
         </w:rPr>
@@ -1392,7 +1376,7 @@
       <w:pPr>
         <w:pStyle w:val="PlainText"/>
         <w:rPr>
-          <w:rFonts w:hAnsi="宋体" w:cs="宋体" w:hint="eastAsia"/>
+          <w:rFonts w:hAnsi="宋体" w:cs="宋体"/>
           <w:sz w:val="24"/>
           <w:szCs w:val="24"/>
         </w:rPr>
@@ -1406,7 +1390,7 @@
           <w:numId w:val="2"/>
         </w:numPr>
         <w:rPr>
-          <w:rFonts w:hAnsi="宋体" w:cs="宋体" w:hint="eastAsia"/>
+          <w:rFonts w:hAnsi="宋体" w:cs="宋体"/>
           <w:sz w:val="24"/>
           <w:szCs w:val="24"/>
         </w:rPr>
@@ -1425,7 +1409,7 @@
         <w:pStyle w:val="PlainText"/>
         <w:ind w:left="420"/>
         <w:rPr>
-          <w:rFonts w:hAnsi="宋体" w:cs="宋体" w:hint="eastAsia"/>
+          <w:rFonts w:hAnsi="宋体" w:cs="宋体"/>
           <w:bCs/>
           <w:sz w:val="24"/>
           <w:szCs w:val="24"/>
@@ -1485,7 +1469,7 @@
         <w:pStyle w:val="PlainText"/>
         <w:ind w:left="420"/>
         <w:rPr>
-          <w:rFonts w:hAnsi="宋体" w:cs="宋体" w:hint="eastAsia"/>
+          <w:rFonts w:hAnsi="宋体" w:cs="宋体"/>
           <w:bCs/>
           <w:sz w:val="24"/>
           <w:szCs w:val="24"/>
@@ -1524,7 +1508,7 @@
       <w:pPr>
         <w:pStyle w:val="PlainText"/>
         <w:rPr>
-          <w:rFonts w:hAnsi="宋体" w:cs="宋体" w:hint="eastAsia"/>
+          <w:rFonts w:hAnsi="宋体" w:cs="宋体"/>
           <w:sz w:val="24"/>
           <w:szCs w:val="24"/>
         </w:rPr>
@@ -1538,7 +1522,7 @@
           <w:numId w:val="2"/>
         </w:numPr>
         <w:rPr>
-          <w:rFonts w:hAnsi="宋体" w:cs="宋体" w:hint="eastAsia"/>
+          <w:rFonts w:hAnsi="宋体" w:cs="宋体"/>
           <w:sz w:val="24"/>
           <w:szCs w:val="24"/>
         </w:rPr>
@@ -1557,7 +1541,7 @@
         <w:pStyle w:val="PlainText"/>
         <w:ind w:left="420"/>
         <w:rPr>
-          <w:rFonts w:hAnsi="宋体" w:cs="宋体" w:hint="eastAsia"/>
+          <w:rFonts w:hAnsi="宋体" w:cs="宋体"/>
           <w:sz w:val="24"/>
           <w:szCs w:val="24"/>
         </w:rPr>
@@ -1630,7 +1614,7 @@
         <w:pStyle w:val="PlainText"/>
         <w:ind w:left="420"/>
         <w:rPr>
-          <w:rFonts w:hAnsi="宋体" w:cs="宋体" w:hint="eastAsia"/>
+          <w:rFonts w:hAnsi="宋体" w:cs="宋体"/>
           <w:sz w:val="24"/>
           <w:szCs w:val="24"/>
         </w:rPr>
@@ -1665,7 +1649,7 @@
       <w:pPr>
         <w:pStyle w:val="PlainText"/>
         <w:rPr>
-          <w:rFonts w:hAnsi="宋体" w:cs="宋体" w:hint="eastAsia"/>
+          <w:rFonts w:hAnsi="宋体" w:cs="宋体"/>
           <w:sz w:val="24"/>
           <w:szCs w:val="24"/>
         </w:rPr>
@@ -1679,7 +1663,7 @@
           <w:numId w:val="2"/>
         </w:numPr>
         <w:rPr>
-          <w:rFonts w:hAnsi="宋体" w:cs="宋体" w:hint="eastAsia"/>
+          <w:rFonts w:hAnsi="宋体" w:cs="宋体"/>
           <w:sz w:val="24"/>
           <w:szCs w:val="24"/>
         </w:rPr>
@@ -1698,7 +1682,7 @@
         <w:pStyle w:val="PlainText"/>
         <w:ind w:left="420"/>
         <w:rPr>
-          <w:rFonts w:hAnsi="宋体" w:cs="宋体" w:hint="eastAsia"/>
+          <w:rFonts w:hAnsi="宋体" w:cs="宋体"/>
           <w:sz w:val="24"/>
           <w:szCs w:val="24"/>
         </w:rPr>
@@ -1717,7 +1701,7 @@
         <w:pStyle w:val="PlainText"/>
         <w:ind w:left="420"/>
         <w:rPr>
-          <w:rFonts w:hAnsi="宋体" w:cs="宋体" w:hint="eastAsia"/>
+          <w:rFonts w:hAnsi="宋体" w:cs="宋体"/>
           <w:sz w:val="24"/>
           <w:szCs w:val="24"/>
         </w:rPr>
@@ -1761,7 +1745,7 @@
       <w:pPr>
         <w:pStyle w:val="PlainText"/>
         <w:rPr>
-          <w:rFonts w:hAnsi="宋体" w:cs="宋体" w:hint="eastAsia"/>
+          <w:rFonts w:hAnsi="宋体" w:cs="宋体"/>
           <w:sz w:val="24"/>
           <w:szCs w:val="24"/>
         </w:rPr>
@@ -1775,7 +1759,7 @@
           <w:numId w:val="2"/>
         </w:numPr>
         <w:rPr>
-          <w:rFonts w:hAnsi="宋体" w:cs="宋体" w:hint="eastAsia"/>
+          <w:rFonts w:hAnsi="宋体" w:cs="宋体"/>
           <w:sz w:val="24"/>
           <w:szCs w:val="24"/>
         </w:rPr>
@@ -1812,7 +1796,7 @@
         <w:pStyle w:val="PlainText"/>
         <w:ind w:left="420"/>
         <w:rPr>
-          <w:rFonts w:hAnsi="宋体" w:cs="宋体" w:hint="eastAsia"/>
+          <w:rFonts w:hAnsi="宋体" w:cs="宋体"/>
           <w:sz w:val="24"/>
           <w:szCs w:val="24"/>
         </w:rPr>
@@ -1895,7 +1879,7 @@
         <w:pStyle w:val="PlainText"/>
         <w:ind w:left="420"/>
         <w:rPr>
-          <w:rFonts w:hAnsi="宋体" w:cs="宋体" w:hint="eastAsia"/>
+          <w:rFonts w:hAnsi="宋体" w:cs="宋体"/>
           <w:sz w:val="24"/>
           <w:szCs w:val="24"/>
         </w:rPr>
@@ -1946,6 +1930,119 @@
           <w:szCs w:val="24"/>
         </w:rPr>
       </w:pPr>
+    </w:p>
+    <w:p>
+      <w:pPr>
+        <w:pStyle w:val="Heading3"/>
+        <w:rPr>
+          <w:rFonts w:hint="eastAsia"/>
+        </w:rPr>
+      </w:pPr>
+      <w:r>
+        <w:rPr>
+          <w:rFonts w:hint="eastAsia"/>
+        </w:rPr>
+        <w:t>工具支持</w:t>
+      </w:r>
+    </w:p>
+    <w:p>
+      <w:pPr>
+        <w:pStyle w:val="PlainText"/>
+        <w:rPr>
+          <w:rFonts w:hAnsi="宋体" w:cs="宋体"/>
+          <w:sz w:val="24"/>
+          <w:szCs w:val="24"/>
+        </w:rPr>
+      </w:pPr>
+      <w:proofErr w:type="spellStart"/>
+      <w:r>
+        <w:rPr>
+          <w:rFonts w:hAnsi="宋体" w:cs="宋体" w:hint="eastAsia"/>
+          <w:sz w:val="24"/>
+          <w:szCs w:val="24"/>
+        </w:rPr>
+        <w:t>sdbexprt</w:t>
+      </w:r>
+      <w:proofErr w:type="spellEnd"/>
+      <w:r>
+        <w:rPr>
+          <w:rFonts w:hAnsi="宋体" w:cs="宋体" w:hint="eastAsia"/>
+          <w:sz w:val="24"/>
+          <w:szCs w:val="24"/>
+        </w:rPr>
+        <w:t>、</w:t>
+      </w:r>
+      <w:proofErr w:type="spellStart"/>
+      <w:r>
+        <w:rPr>
+          <w:rFonts w:hAnsi="宋体" w:cs="宋体" w:hint="eastAsia"/>
+          <w:sz w:val="24"/>
+          <w:szCs w:val="24"/>
+        </w:rPr>
+        <w:t>sdbimprt</w:t>
+      </w:r>
+      <w:proofErr w:type="spellEnd"/>
+      <w:r>
+        <w:rPr>
+          <w:rFonts w:hAnsi="宋体" w:cs="宋体" w:hint="eastAsia"/>
+          <w:sz w:val="24"/>
+          <w:szCs w:val="24"/>
+        </w:rPr>
+        <w:t>、</w:t>
+      </w:r>
+      <w:proofErr w:type="spellStart"/>
+      <w:r>
+        <w:rPr>
+          <w:rFonts w:hAnsi="宋体" w:cs="宋体" w:hint="eastAsia"/>
+          <w:sz w:val="24"/>
+          <w:szCs w:val="24"/>
+        </w:rPr>
+        <w:t>sdblobtool</w:t>
+      </w:r>
+      <w:proofErr w:type="spellEnd"/>
+      <w:r>
+        <w:rPr>
+          <w:rFonts w:hAnsi="宋体" w:cs="宋体" w:hint="eastAsia"/>
+          <w:sz w:val="24"/>
+          <w:szCs w:val="24"/>
+        </w:rPr>
+        <w:t>、</w:t>
+      </w:r>
+      <w:proofErr w:type="spellStart"/>
+      <w:r>
+        <w:rPr>
+          <w:rFonts w:hAnsi="宋体" w:cs="宋体" w:hint="eastAsia"/>
+          <w:sz w:val="24"/>
+          <w:szCs w:val="24"/>
+        </w:rPr>
+        <w:t>sdbtop</w:t>
+      </w:r>
+      <w:proofErr w:type="spellEnd"/>
+      <w:r>
+        <w:rPr>
+          <w:rFonts w:hAnsi="宋体" w:cs="宋体" w:hint="eastAsia"/>
+          <w:sz w:val="24"/>
+          <w:szCs w:val="24"/>
+        </w:rPr>
+        <w:t>支持SSL连接，参见</w:t>
+      </w:r>
+      <w:r>
+        <w:rPr>
+          <w:rFonts w:hAnsi="宋体" w:cs="宋体" w:hint="eastAsia"/>
+          <w:sz w:val="24"/>
+          <w:szCs w:val="24"/>
+          <w:u w:val="single"/>
+        </w:rPr>
+        <w:t>数据库工具</w:t>
+      </w:r>
+      <w:r>
+        <w:rPr>
+          <w:rFonts w:hAnsi="宋体" w:cs="宋体" w:hint="eastAsia"/>
+          <w:sz w:val="24"/>
+          <w:szCs w:val="24"/>
+        </w:rPr>
+        <w:t>。</w:t>
+      </w:r>
     </w:p>
     <w:sectPr>
       <w:pgSz w:w="11906" w:h="16838"/>
@@ -2404,6 +2501,7 @@
   <w:style w:type="character" w:default="1" w:styleId="DefaultParagraphFont">
     <w:name w:val="Default Paragraph Font"/>
     <w:uiPriority w:val="1"/>
+    <w:semiHidden/>
     <w:unhideWhenUsed/>
   </w:style>
   <w:style w:type="table" w:default="1" w:styleId="TableNormal">
